--- a/sba_application/08_entity_documents/Bullard_Investor_Attestation_v2_DRAFT.docx
+++ b/sba_application/08_entity_documents/Bullard_Investor_Attestation_v2_DRAFT.docx
@@ -59,7 +59,7 @@
           <w:i w:val="0"/>
           <w:sz w:val="21"/>
         </w:rPr>
-        <w:t>I hold a 19.9% direct membership interest in the Company, acquired in exchange for a $250,000 cash capital contribution. My contribution is being made in three tranches: $100,000 was wired to the Company's operating account on May 7, 2026, with the remaining $150,000 scheduled to be contributed during June and July 2026. The funds are my own non-borrowed cash, drawn from personal savings; I have not used loan proceeds, advances, or credit (including credit-card advances or unsecured personal loans) to fund any portion of the contribution.</w:t>
+        <w:t>I hold a 19.5% direct membership interest in the Company, acquired in exchange for a $195,000 cash capital contribution. My contribution is being made in two tranches: $100,000 was wired to the Company's operating account on May 7, 2026, with the remaining $95,000 scheduled to be contributed during June and July 2026. The funds are my own non-borrowed cash, drawn from personal savings; I have not used loan proceeds, advances, or credit (including credit-card advances or unsecured personal loans) to fund any portion of the contribution.</w:t>
       </w:r>
     </w:p>
     <w:p>
@@ -99,7 +99,7 @@
           <w:i w:val="0"/>
           <w:sz w:val="21"/>
         </w:rPr>
-        <w:t>My equity interest entitles me to certain customary minority-investor protective rights set forth in the Operating Agreement, as amended by Amendment No. 1 (collectively, the "Protective Rights"): (a) information rights including monthly unaudited financial statements, annual reviewed financial statements, copies of tax returns, and notice of material events; (b) anti-dilution protection with a 19.9% floor; (c) pro-rata participation rights on future issuances; (d) voting rights on a limited set of fundamental Reserved Matters (sale of substantially all assets, merger, additional equity issuances, certain non-SBA debt above $500,000, amendment of the Operating Agreement, dissolution, and Change of Control); (e) tag-along rights on a Change of Control transfer by Adeline &amp; Lilah, LLC; and (f) a Texas Shootout buy-sell provision deferred until the SBA Loan is paid in full.</w:t>
+        <w:t>My equity interest entitles me to certain customary minority-investor protective rights set forth in the Operating Agreement, as amended by Amendment No. 1 (collectively, the "Protective Rights"): (a) information rights including monthly unaudited financial statements, annual reviewed financial statements, copies of tax returns, and notice of material events; (b) anti-dilution protection with a 19.5% floor; (c) pro-rata participation rights on future issuances; (d) voting rights on a limited set of fundamental Reserved Matters (sale of substantially all assets, merger, additional equity issuances, certain non-SBA debt above $500,000, amendment of the Operating Agreement, dissolution, and Change of Control); (e) tag-along rights on a Change of Control transfer by Adeline &amp; Lilah, LLC; and (f) a Texas Shootout buy-sell provision deferred until the SBA Loan is paid in full.</w:t>
       </w:r>
     </w:p>
     <w:p>

--- a/sba_application/08_entity_documents/Bullard_Investor_Attestation_v2_DRAFT.docx
+++ b/sba_application/08_entity_documents/Bullard_Investor_Attestation_v2_DRAFT.docx
@@ -59,7 +59,7 @@
           <w:i w:val="0"/>
           <w:sz w:val="21"/>
         </w:rPr>
-        <w:t>I hold a 19.5% direct membership interest in the Company, acquired in exchange for a $195,000 cash capital contribution. My contribution is being made in two tranches: $100,000 was wired to the Company's operating account on May 7, 2026, with the remaining $95,000 scheduled to be contributed during June and July 2026. The funds are my own non-borrowed cash, drawn from personal savings; I have not used loan proceeds, advances, or credit (including credit-card advances or unsecured personal loans) to fund any portion of the contribution.</w:t>
+        <w:t>I hold a 19.5% direct membership interest in the Company, acquired in exchange for a $195,000 cash capital contribution. My contribution is being made in two tranches: $100,000 was wired to the Company's operating account on May 7, 2026, with the remaining $95,000 scheduled to be contributed by July 31, 2026. The funds are my own non-borrowed cash, drawn from personal savings; I have not used loan proceeds, advances, or credit (including credit-card advances or unsecured personal loans) to fund any portion of the contribution.</w:t>
       </w:r>
     </w:p>
     <w:p>

--- a/sba_application/08_entity_documents/Bullard_Investor_Attestation_v2_DRAFT.docx
+++ b/sba_application/08_entity_documents/Bullard_Investor_Attestation_v2_DRAFT.docx
@@ -20,7 +20,7 @@
           <w:color w:val="606060"/>
           <w:sz w:val="18"/>
         </w:rPr>
-        <w:t>Tyler Hospice HoldCo L.L.C. - SBA 7(a) Application  |  Revised to reflect OA Amendment No. 1</w:t>
+        <w:t>Tyler Hospice Hold, LLC - SBA 7(a) Application  |  Revised to reflect OA Amendment No. 1</w:t>
       </w:r>
     </w:p>
     <w:p>
@@ -374,7 +374,7 @@
           <w:color w:val="606060"/>
           <w:sz w:val="16"/>
         </w:rPr>
-        <w:t>Prepared for the SBA 7(a) loan application of Tyler Hospice Hold LLC (dba Azalea Hospice &amp; Palliative Care). Confidential.</w:t>
+        <w:t>Prepared for the SBA 7(a) loan application of Tyler Hospice Hold, LLC (dba Azalea Hospice &amp; Palliative Care). Confidential.</w:t>
       </w:r>
     </w:p>
     <w:sectPr>

--- a/sba_application/08_entity_documents/Bullard_Investor_Attestation_v2_DRAFT.docx
+++ b/sba_application/08_entity_documents/Bullard_Investor_Attestation_v2_DRAFT.docx
@@ -39,7 +39,7 @@
           <w:i w:val="0"/>
           <w:sz w:val="21"/>
         </w:rPr>
-        <w:t>The undersigned, James E. Bullard, in connection with the SBA 7(a) loan application of Tyler Hospice HoldCo L.L.C. (the "Company"), and as a minority equity holder in the Company, hereby attests as follows:</w:t>
+        <w:t>The undersigned, James E. Bullard, in connection with the SBA 7(a) loan application of Tyler Hospice Hold, LLC (the "Company"), and as a minority equity holder in the Company, hereby attests as follows:</w:t>
       </w:r>
     </w:p>
     <w:p>
@@ -99,7 +99,7 @@
           <w:i w:val="0"/>
           <w:sz w:val="21"/>
         </w:rPr>
-        <w:t>My equity interest entitles me to certain customary minority-investor protective rights set forth in the Operating Agreement, as amended by Amendment No. 1 (collectively, the "Protective Rights"): (a) information rights including monthly unaudited financial statements, annual reviewed financial statements, copies of tax returns, and notice of material events; (b) anti-dilution protection with a 19.5% floor; (c) pro-rata participation rights on future issuances; (d) voting rights on a limited set of fundamental Reserved Matters (sale of substantially all assets, merger, additional equity issuances, certain non-SBA debt above $500,000, amendment of the Operating Agreement, dissolution, and Change of Control); (e) tag-along rights on a Change of Control transfer by Adeline &amp; Lilah, LLC; and (f) a Texas Shootout buy-sell provision deferred until the SBA Loan is paid in full.</w:t>
+        <w:t>My equity interest entitles me to certain customary minority-investor protective rights set forth in the Amended and Restated Operating Agreement (collectively, the "Protective Rights"): (a) information rights including monthly unaudited financial statements, annual reviewed financial statements, copies of tax returns, and notice of material events; (b) anti-dilution protection with a 19.5% floor; (c) pro-rata participation rights on future issuances; (d) voting rights on a limited set of fundamental Reserved Matters (sale of substantially all assets, merger, additional equity issuances, certain non-SBA debt above $500,000, amendment of the Operating Agreement, dissolution, and Change of Control); (e) tag-along rights on a Change of Control transfer by Adeline &amp; Lilah, LLC; and (f) a Texas Shootout buy-sell provision deferred until the SBA Loan is paid in full.</w:t>
       </w:r>
     </w:p>
     <w:p>
@@ -149,7 +149,7 @@
           <w:i w:val="0"/>
           <w:sz w:val="21"/>
         </w:rPr>
-        <w:t>Except for the Operating Agreement as amended by Amendment No. 1 and the Subscription Agreement between the Company and me, there is no written or oral side agreement, voting agreement, proxy, option, warrant, convertible note, profits-interest plan, earnout, employment arrangement, or other instrument between me and the Company, the Manager, Adeline &amp; Lilah, LLC, or any other Member that would (i) increase my equity interest to 20% or more, (ii) give me day-to-day management or operational control of the Company, or (iii) entitle me to direct or override the Manager's decisions in the ordinary course of business.</w:t>
+        <w:t>Except for the Operating Agreement as amended and restated and the Subscription Agreement between the Company and me, there is no written or oral side agreement, voting agreement, proxy, option, warrant, convertible note, profits-interest plan, earnout, employment arrangement, or other instrument between me and the Company, the Manager, Adeline &amp; Lilah, LLC, or any other Member that would (i) increase my equity interest to 20% or more, (ii) give me day-to-day management or operational control of the Company, or (iii) entitle me to direct or override the Manager's decisions in the ordinary course of business.</w:t>
       </w:r>
     </w:p>
     <w:p>

--- a/sba_application/08_entity_documents/Bullard_Investor_Attestation_v2_DRAFT.docx
+++ b/sba_application/08_entity_documents/Bullard_Investor_Attestation_v2_DRAFT.docx
@@ -79,7 +79,7 @@
           <w:i w:val="0"/>
           <w:sz w:val="21"/>
         </w:rPr>
-        <w:t>I hold no officer, director, manager, or employee position with the Company. I do not participate in the day-to-day management or operation of the Company or any of its subsidiaries, including Hickory Hospice LLC. The Manager (Geoff Schackmann, individually) and the Member Adeline &amp; Lilah, LLC have sole authority over management, hiring and firing, financial decisions, vendor relationships, clinical operations, and all other Company operations.</w:t>
+        <w:t>I hold no officer, director, manager, or employee position with the Company. I do not participate in the day-to-day management or operation of the Company or any of its subsidiaries, including Hickory Hospice LLC. The Manager, Geoff Schackmann (individually, the sole 39.9% owner), has sole authority over management, hiring and firing, financial decisions, vendor relationships, clinical operations, and all other Company operations.</w:t>
       </w:r>
     </w:p>
     <w:p>
@@ -99,7 +99,7 @@
           <w:i w:val="0"/>
           <w:sz w:val="21"/>
         </w:rPr>
-        <w:t>My equity interest entitles me to certain customary minority-investor protective rights set forth in the Amended and Restated Operating Agreement (collectively, the "Protective Rights"): (a) information rights including monthly unaudited financial statements, annual reviewed financial statements, copies of tax returns, and notice of material events; (b) anti-dilution protection with a 19.5% floor; (c) pro-rata participation rights on future issuances; (d) voting rights on a limited set of fundamental Reserved Matters (sale of substantially all assets, merger, additional equity issuances, certain non-SBA debt above $500,000, amendment of the Operating Agreement, dissolution, and Change of Control); (e) tag-along rights on a Change of Control transfer by Adeline &amp; Lilah, LLC; and (f) a Texas Shootout buy-sell provision deferred until the SBA Loan is paid in full.</w:t>
+        <w:t>My equity interest entitles me to certain customary minority-investor protective rights set forth in the Amended and Restated Operating Agreement (collectively, the "Protective Rights"): (a) information rights including monthly unaudited financial statements, annual reviewed financial statements, copies of tax returns, and notice of material events; (b) anti-dilution protection with a 19.5% floor; (c) pro-rata participation rights on future issuances; (d) voting rights on a limited set of fundamental Reserved Matters (sale of substantially all assets, merger, additional equity issuances, certain non-SBA debt above $500,000, amendment of the Operating Agreement, dissolution, and Change of Control); (e) tag-along rights on a Change of Control transfer by Geoff Schackmann; and (f) a Texas Shootout buy-sell provision deferred until the SBA Loan is paid in full.</w:t>
       </w:r>
     </w:p>
     <w:p>
@@ -149,7 +149,7 @@
           <w:i w:val="0"/>
           <w:sz w:val="21"/>
         </w:rPr>
-        <w:t>Except for the Operating Agreement as amended and restated and the Subscription Agreement between the Company and me, there is no written or oral side agreement, voting agreement, proxy, option, warrant, convertible note, profits-interest plan, earnout, employment arrangement, or other instrument between me and the Company, the Manager, Adeline &amp; Lilah, LLC, or any other Member that would (i) increase my equity interest to 20% or more, (ii) give me day-to-day management or operational control of the Company, or (iii) entitle me to direct or override the Manager's decisions in the ordinary course of business.</w:t>
+        <w:t>Except for the Operating Agreement as amended and restated and the Subscription Agreement between the Company and me, there is no written or oral side agreement, voting agreement, proxy, option, warrant, convertible note, profits-interest plan, earnout, employment arrangement, or other instrument between me and the Company, the Manager (Geoff Schackmann), or any other Member that would (i) increase my equity interest to 20% or more, (ii) give me day-to-day management or operational control of the Company, or (iii) entitle me to direct or override the Manager's decisions in the ordinary course of business.</w:t>
       </w:r>
     </w:p>
     <w:p>
@@ -169,7 +169,7 @@
           <w:i w:val="0"/>
           <w:sz w:val="21"/>
         </w:rPr>
-        <w:t>I acknowledge that the Operating Agreement's Reserved Matters provisions require a 60% supermajority vote. Adeline &amp; Lilah, LLC (39.9%) may pass any Reserved Matter without my vote by combining its interest with at least two of the three Equity Grantees (Silas, Dana, Bradley), whose combined interest of 39.9% gives a total of 66.5%. I therefore do not hold a unilateral veto on Reserved Matters.</w:t>
+        <w:t>I acknowledge that the Operating Agreement's Reserved Matters provisions require a 60% supermajority vote. Geoff Schackmann (39.9%) may pass any Reserved Matter without my vote by combining his interest with at least two of the three Equity Grantees (Silas, Dana, Bradley), whose combined interest of 39.9% gives a total of 66.5%. I therefore do not hold a unilateral veto on Reserved Matters.</w:t>
       </w:r>
     </w:p>
     <w:p>
